--- a/paper/数字化转型测度模拟论文.docx
+++ b/paper/数字化转型测度模拟论文.docx
@@ -26,7 +26,7 @@
           <w:rFonts w:ascii="宋体" w:hAnsi="宋体" w:eastAsia="宋体"/>
           <w:sz w:val="22"/>
         </w:rPr>
-        <w:t>作者：×××（大连财经学院 大数据管理与应用专业）</w:t>
+        <w:t>作者：杨淼（大连财经学院 大数据管理与应用专业）</w:t>
       </w:r>
     </w:p>
     <w:p>

--- a/paper/数字化转型测度模拟论文.docx
+++ b/paper/数字化转型测度模拟论文.docx
@@ -29,6 +29,161 @@
         <w:t>作者：杨淼（大连财经学院 大数据管理与应用专业）</w:t>
       </w:r>
     </w:p>
+    <w:tbl>
+      <w:tblPr>
+        <w:tblStyle w:val="TableGrid"/>
+        <w:tblW w:type="auto" w:w="0"/>
+        <w:jc w:val="center"/>
+        <w:tblLook w:firstColumn="1" w:firstRow="1" w:lastColumn="0" w:lastRow="0" w:noHBand="0" w:noVBand="1" w:val="04A0"/>
+      </w:tblPr>
+      <w:tblGrid>
+        <w:gridCol w:w="4394"/>
+        <w:gridCol w:w="4394"/>
+      </w:tblGrid>
+      <w:tr>
+        <w:tc>
+          <w:tcPr>
+            <w:tcW w:type="dxa" w:w="4394"/>
+          </w:tcPr>
+          <w:p>
+            <w:pPr>
+              <w:jc w:val="left"/>
+            </w:pPr>
+            <w:r>
+              <w:rPr>
+                <w:rFonts w:ascii="宋体" w:hAnsi="宋体" w:eastAsia="宋体"/>
+                <w:sz w:val="21"/>
+              </w:rPr>
+              <w:t>学　　校</w:t>
+            </w:r>
+          </w:p>
+        </w:tc>
+        <w:tc>
+          <w:tcPr>
+            <w:tcW w:type="dxa" w:w="4394"/>
+          </w:tcPr>
+          <w:p>
+            <w:pPr>
+              <w:jc w:val="left"/>
+            </w:pPr>
+            <w:r>
+              <w:rPr>
+                <w:rFonts w:ascii="宋体" w:hAnsi="宋体" w:eastAsia="宋体"/>
+                <w:sz w:val="21"/>
+              </w:rPr>
+              <w:t>大连财经学院</w:t>
+            </w:r>
+          </w:p>
+        </w:tc>
+      </w:tr>
+      <w:tr>
+        <w:tc>
+          <w:tcPr>
+            <w:tcW w:type="dxa" w:w="4394"/>
+          </w:tcPr>
+          <w:p>
+            <w:pPr>
+              <w:jc w:val="left"/>
+            </w:pPr>
+            <w:r>
+              <w:rPr>
+                <w:rFonts w:ascii="宋体" w:hAnsi="宋体" w:eastAsia="宋体"/>
+                <w:sz w:val="21"/>
+              </w:rPr>
+              <w:t>学生姓名</w:t>
+            </w:r>
+          </w:p>
+        </w:tc>
+        <w:tc>
+          <w:tcPr>
+            <w:tcW w:type="dxa" w:w="4394"/>
+          </w:tcPr>
+          <w:p>
+            <w:pPr>
+              <w:jc w:val="left"/>
+            </w:pPr>
+            <w:r>
+              <w:rPr>
+                <w:rFonts w:ascii="宋体" w:hAnsi="宋体" w:eastAsia="宋体"/>
+                <w:sz w:val="21"/>
+              </w:rPr>
+              <w:t>杨淼</w:t>
+            </w:r>
+          </w:p>
+        </w:tc>
+      </w:tr>
+      <w:tr>
+        <w:tc>
+          <w:tcPr>
+            <w:tcW w:type="dxa" w:w="4394"/>
+          </w:tcPr>
+          <w:p>
+            <w:pPr>
+              <w:jc w:val="left"/>
+            </w:pPr>
+            <w:r>
+              <w:rPr>
+                <w:rFonts w:ascii="宋体" w:hAnsi="宋体" w:eastAsia="宋体"/>
+                <w:sz w:val="21"/>
+              </w:rPr>
+              <w:t>学　　号</w:t>
+            </w:r>
+          </w:p>
+        </w:tc>
+        <w:tc>
+          <w:tcPr>
+            <w:tcW w:type="dxa" w:w="4394"/>
+          </w:tcPr>
+          <w:p>
+            <w:pPr>
+              <w:jc w:val="left"/>
+            </w:pPr>
+            <w:r>
+              <w:rPr>
+                <w:rFonts w:ascii="宋体" w:hAnsi="宋体" w:eastAsia="宋体"/>
+                <w:sz w:val="21"/>
+              </w:rPr>
+              <w:t>202364036</w:t>
+            </w:r>
+          </w:p>
+        </w:tc>
+      </w:tr>
+      <w:tr>
+        <w:tc>
+          <w:tcPr>
+            <w:tcW w:type="dxa" w:w="4394"/>
+          </w:tcPr>
+          <w:p>
+            <w:pPr>
+              <w:jc w:val="left"/>
+            </w:pPr>
+            <w:r>
+              <w:rPr>
+                <w:rFonts w:ascii="宋体" w:hAnsi="宋体" w:eastAsia="宋体"/>
+                <w:sz w:val="21"/>
+              </w:rPr>
+              <w:t>指导教师</w:t>
+            </w:r>
+          </w:p>
+        </w:tc>
+        <w:tc>
+          <w:tcPr>
+            <w:tcW w:type="dxa" w:w="4394"/>
+          </w:tcPr>
+          <w:p>
+            <w:pPr>
+              <w:jc w:val="left"/>
+            </w:pPr>
+            <w:r>
+              <w:rPr>
+                <w:rFonts w:ascii="宋体" w:hAnsi="宋体" w:eastAsia="宋体"/>
+                <w:sz w:val="21"/>
+              </w:rPr>
+            </w:r>
+          </w:p>
+        </w:tc>
+      </w:tr>
+    </w:tbl>
     <w:p>
       <w:pPr>
         <w:ind w:firstLine="0"/>
